--- a/manuscript/OSD528_Microbial_Microgravity_Manuscript.docx
+++ b/manuscript/OSD528_Microbial_Microgravity_Manuscript.docx
@@ -2853,7 +2853,7 @@
           <w:spacing w:val="0"/>
           <w:color w:val="171E2D"/>
         </w:rPr>
-        <w:t xml:space="preserve">All raw sequencing FASTQ pairs are openly accessible from the NASA Open Science Data Repository under accession OSD-528 (GLDS-528, DOI: 10.26030/r3re-fd65). Processed gene count matrices, normalized transcript abundances, differential expression tables, and WGCNA module assignments are deposited in the repository under data/processed/ and archived via Zenodo (DOI: 10.5281/zenodo.1234567) under CC-BY 4.0.</w:t>
+        <w:t xml:space="preserve">All raw sequencing FASTQ pairs are openly accessible from the NASA Open Science Data Repository under accession OSD-528 (GLDS-528, DOI: 10.26030/r3re-fd65). Processed gene count matrices, normalized transcript abundances, differential expression tables, and WGCNA module assignments are deposited in the repository under data/processed/ and archived via Zenodo (DOI will be assigned upon publication) under CC-BY 4.0.</w:t>
       </w:r>
     </w:p>
     <w:p>
